--- a/docs/卒論(参考資料)/進捗状況/確認済み動作確認.docx
+++ b/docs/卒論(参考資料)/進捗状況/確認済み動作確認.docx
@@ -3,36 +3,17 @@
 <w:document xmlns:wpc="http://schemas.microsoft.com/office/word/2010/wordprocessingCanvas" xmlns:cx="http://schemas.microsoft.com/office/drawing/2014/chartex" xmlns:cx1="http://schemas.microsoft.com/office/drawing/2015/9/8/chartex" xmlns:cx2="http://schemas.microsoft.com/office/drawing/2015/10/21/chartex" xmlns:cx3="http://schemas.microsoft.com/office/drawing/2016/5/9/chartex" xmlns:cx4="http://schemas.microsoft.com/office/drawing/2016/5/10/chartex" xmlns:cx5="http://schemas.microsoft.com/office/drawing/2016/5/11/chartex" xmlns:cx6="http://schemas.microsoft.com/office/drawing/2016/5/12/chartex" xmlns:cx7="http://schemas.microsoft.com/office/drawing/2016/5/13/chartex" xmlns:cx8="http://schemas.microsoft.com/office/drawing/2016/5/14/chartex" xmlns:mc="http://schemas.openxmlformats.org/markup-compatibility/2006" xmlns:aink="http://schemas.microsoft.com/office/drawing/2016/ink" xmlns:am3d="http://schemas.microsoft.com/office/drawing/2017/model3d" xmlns:o="urn:schemas-microsoft-com:office:office" xmlns:oel="http://schemas.microsoft.com/office/2019/extlst" xmlns:r="http://schemas.openxmlformats.org/officeDocument/2006/relationships" xmlns:m="http://schemas.openxmlformats.org/officeDocument/2006/math" xmlns:v="urn:schemas-microsoft-com:vml" xmlns:wp14="http://schemas.microsoft.com/office/word/2010/wordprocessingDrawing" xmlns:wp="http://schemas.openxmlformats.org/drawingml/2006/wordprocessingDrawing" xmlns:w10="urn:schemas-microsoft-com:office:word" xmlns:w="http://schemas.openxmlformats.org/wordprocessingml/2006/main" xmlns:w14="http://schemas.microsoft.com/office/word/2010/wordml" xmlns:w15="http://schemas.microsoft.com/office/word/2012/wordml" xmlns:w16cex="http://schemas.microsoft.com/office/word/2018/wordml/cex" xmlns:w16cid="http://schemas.microsoft.com/office/word/2016/wordml/cid" xmlns:w16="http://schemas.microsoft.com/office/word/2018/wordml" xmlns:w16sdtdh="http://schemas.microsoft.com/office/word/2020/wordml/sdtdatahash" xmlns:w16se="http://schemas.microsoft.com/office/word/2015/wordml/symex" xmlns:wpg="http://schemas.microsoft.com/office/word/2010/wordprocessingGroup" xmlns:wpi="http://schemas.microsoft.com/office/word/2010/wordprocessingInk" xmlns:wne="http://schemas.microsoft.com/office/word/2006/wordml" xmlns:wps="http://schemas.microsoft.com/office/word/2010/wordprocessingShape" mc:Ignorable="w14 w15 w16se w16cid w16 w16cex w16sdtdh wp14">
   <w:body>
     <w:p>
+      <w:pPr>
+        <w:rPr>
+          <w:rFonts w:hint="eastAsia"/>
+        </w:rPr>
+      </w:pPr>
       <w:r>
         <w:rPr>
           <w:rFonts w:hint="eastAsia"/>
         </w:rPr>
-        <w:t>[</w:t>
+        <w:t>・「テストすること」フォルダの「signup.html.docx」の「C」まで。</w:t>
       </w:r>
-      <w:r>
-        <w:t>localhost</w:t>
-      </w:r>
-      <w:r>
-        <w:rPr>
-          <w:rFonts w:hint="eastAsia"/>
-        </w:rPr>
-        <w:t>での動作]</w:t>
-      </w:r>
-    </w:p>
-    <w:p>
-      <w:r>
-        <w:rPr>
-          <w:rFonts w:hint="eastAsia"/>
-        </w:rPr>
-        <w:t>・login.htmlでのログイン成功</w:t>
-      </w:r>
-    </w:p>
-    <w:p>
-      <w:pPr>
-        <w:rPr>
-          <w:rFonts w:hint="eastAsia"/>
-        </w:rPr>
-      </w:pPr>
     </w:p>
     <w:sectPr>
       <w:pgSz w:w="11906" w:h="16838"/>
@@ -42,6 +23,395 @@
     </w:sectPr>
   </w:body>
 </w:document>
+</file>
+
+<file path=word/numbering.xml><?xml version="1.0" encoding="utf-8"?>
+<w:numbering xmlns:wpc="http://schemas.microsoft.com/office/word/2010/wordprocessingCanvas" xmlns:cx="http://schemas.microsoft.com/office/drawing/2014/chartex" xmlns:cx1="http://schemas.microsoft.com/office/drawing/2015/9/8/chartex" xmlns:cx2="http://schemas.microsoft.com/office/drawing/2015/10/21/chartex" xmlns:cx3="http://schemas.microsoft.com/office/drawing/2016/5/9/chartex" xmlns:cx4="http://schemas.microsoft.com/office/drawing/2016/5/10/chartex" xmlns:cx5="http://schemas.microsoft.com/office/drawing/2016/5/11/chartex" xmlns:cx6="http://schemas.microsoft.com/office/drawing/2016/5/12/chartex" xmlns:cx7="http://schemas.microsoft.com/office/drawing/2016/5/13/chartex" xmlns:cx8="http://schemas.microsoft.com/office/drawing/2016/5/14/chartex" xmlns:mc="http://schemas.openxmlformats.org/markup-compatibility/2006" xmlns:aink="http://schemas.microsoft.com/office/drawing/2016/ink" xmlns:am3d="http://schemas.microsoft.com/office/drawing/2017/model3d" xmlns:o="urn:schemas-microsoft-com:office:office" xmlns:oel="http://schemas.microsoft.com/office/2019/extlst" xmlns:r="http://schemas.openxmlformats.org/officeDocument/2006/relationships" xmlns:m="http://schemas.openxmlformats.org/officeDocument/2006/math" xmlns:v="urn:schemas-microsoft-com:vml" xmlns:wp14="http://schemas.microsoft.com/office/word/2010/wordprocessingDrawing" xmlns:wp="http://schemas.openxmlformats.org/drawingml/2006/wordprocessingDrawing" xmlns:w10="urn:schemas-microsoft-com:office:word" xmlns:w="http://schemas.openxmlformats.org/wordprocessingml/2006/main" xmlns:w14="http://schemas.microsoft.com/office/word/2010/wordml" xmlns:w15="http://schemas.microsoft.com/office/word/2012/wordml" xmlns:w16cex="http://schemas.microsoft.com/office/word/2018/wordml/cex" xmlns:w16cid="http://schemas.microsoft.com/office/word/2016/wordml/cid" xmlns:w16="http://schemas.microsoft.com/office/word/2018/wordml" xmlns:w16sdtdh="http://schemas.microsoft.com/office/word/2020/wordml/sdtdatahash" xmlns:w16se="http://schemas.microsoft.com/office/word/2015/wordml/symex" xmlns:wpg="http://schemas.microsoft.com/office/word/2010/wordprocessingGroup" xmlns:wpi="http://schemas.microsoft.com/office/word/2010/wordprocessingInk" xmlns:wne="http://schemas.microsoft.com/office/word/2006/wordml" xmlns:wps="http://schemas.microsoft.com/office/word/2010/wordprocessingShape" mc:Ignorable="w14 w15 w16se w16cid w16 w16cex w16sdtdh wp14">
+  <w:abstractNum w:abstractNumId="0" w15:restartNumberingAfterBreak="0">
+    <w:nsid w:val="3C030700"/>
+    <w:multiLevelType w:val="multilevel"/>
+    <w:tmpl w:val="53229BC4"/>
+    <w:lvl w:ilvl="0">
+      <w:start w:val="1"/>
+      <w:numFmt w:val="decimal"/>
+      <w:lvlText w:val="%1."/>
+      <w:lvlJc w:val="left"/>
+      <w:pPr>
+        <w:tabs>
+          <w:tab w:val="num" w:pos="720"/>
+        </w:tabs>
+        <w:ind w:left="720" w:hanging="360"/>
+      </w:pPr>
+    </w:lvl>
+    <w:lvl w:ilvl="1" w:tentative="1">
+      <w:start w:val="1"/>
+      <w:numFmt w:val="decimal"/>
+      <w:lvlText w:val="%2."/>
+      <w:lvlJc w:val="left"/>
+      <w:pPr>
+        <w:tabs>
+          <w:tab w:val="num" w:pos="1440"/>
+        </w:tabs>
+        <w:ind w:left="1440" w:hanging="360"/>
+      </w:pPr>
+    </w:lvl>
+    <w:lvl w:ilvl="2" w:tentative="1">
+      <w:start w:val="1"/>
+      <w:numFmt w:val="decimal"/>
+      <w:lvlText w:val="%3."/>
+      <w:lvlJc w:val="left"/>
+      <w:pPr>
+        <w:tabs>
+          <w:tab w:val="num" w:pos="2160"/>
+        </w:tabs>
+        <w:ind w:left="2160" w:hanging="360"/>
+      </w:pPr>
+    </w:lvl>
+    <w:lvl w:ilvl="3" w:tentative="1">
+      <w:start w:val="1"/>
+      <w:numFmt w:val="decimal"/>
+      <w:lvlText w:val="%4."/>
+      <w:lvlJc w:val="left"/>
+      <w:pPr>
+        <w:tabs>
+          <w:tab w:val="num" w:pos="2880"/>
+        </w:tabs>
+        <w:ind w:left="2880" w:hanging="360"/>
+      </w:pPr>
+    </w:lvl>
+    <w:lvl w:ilvl="4" w:tentative="1">
+      <w:start w:val="1"/>
+      <w:numFmt w:val="decimal"/>
+      <w:lvlText w:val="%5."/>
+      <w:lvlJc w:val="left"/>
+      <w:pPr>
+        <w:tabs>
+          <w:tab w:val="num" w:pos="3600"/>
+        </w:tabs>
+        <w:ind w:left="3600" w:hanging="360"/>
+      </w:pPr>
+    </w:lvl>
+    <w:lvl w:ilvl="5" w:tentative="1">
+      <w:start w:val="1"/>
+      <w:numFmt w:val="decimal"/>
+      <w:lvlText w:val="%6."/>
+      <w:lvlJc w:val="left"/>
+      <w:pPr>
+        <w:tabs>
+          <w:tab w:val="num" w:pos="4320"/>
+        </w:tabs>
+        <w:ind w:left="4320" w:hanging="360"/>
+      </w:pPr>
+    </w:lvl>
+    <w:lvl w:ilvl="6" w:tentative="1">
+      <w:start w:val="1"/>
+      <w:numFmt w:val="decimal"/>
+      <w:lvlText w:val="%7."/>
+      <w:lvlJc w:val="left"/>
+      <w:pPr>
+        <w:tabs>
+          <w:tab w:val="num" w:pos="5040"/>
+        </w:tabs>
+        <w:ind w:left="5040" w:hanging="360"/>
+      </w:pPr>
+    </w:lvl>
+    <w:lvl w:ilvl="7" w:tentative="1">
+      <w:start w:val="1"/>
+      <w:numFmt w:val="decimal"/>
+      <w:lvlText w:val="%8."/>
+      <w:lvlJc w:val="left"/>
+      <w:pPr>
+        <w:tabs>
+          <w:tab w:val="num" w:pos="5760"/>
+        </w:tabs>
+        <w:ind w:left="5760" w:hanging="360"/>
+      </w:pPr>
+    </w:lvl>
+    <w:lvl w:ilvl="8" w:tentative="1">
+      <w:start w:val="1"/>
+      <w:numFmt w:val="decimal"/>
+      <w:lvlText w:val="%9."/>
+      <w:lvlJc w:val="left"/>
+      <w:pPr>
+        <w:tabs>
+          <w:tab w:val="num" w:pos="6480"/>
+        </w:tabs>
+        <w:ind w:left="6480" w:hanging="360"/>
+      </w:pPr>
+    </w:lvl>
+  </w:abstractNum>
+  <w:abstractNum w:abstractNumId="1" w15:restartNumberingAfterBreak="0">
+    <w:nsid w:val="693D15C7"/>
+    <w:multiLevelType w:val="multilevel"/>
+    <w:tmpl w:val="2D649B58"/>
+    <w:lvl w:ilvl="0">
+      <w:start w:val="1"/>
+      <w:numFmt w:val="bullet"/>
+      <w:lvlText w:val=""/>
+      <w:lvlJc w:val="left"/>
+      <w:pPr>
+        <w:tabs>
+          <w:tab w:val="num" w:pos="720"/>
+        </w:tabs>
+        <w:ind w:left="720" w:hanging="360"/>
+      </w:pPr>
+      <w:rPr>
+        <w:rFonts w:ascii="Symbol" w:hAnsi="Symbol" w:hint="default"/>
+        <w:sz w:val="20"/>
+      </w:rPr>
+    </w:lvl>
+    <w:lvl w:ilvl="1" w:tentative="1">
+      <w:start w:val="1"/>
+      <w:numFmt w:val="bullet"/>
+      <w:lvlText w:val="o"/>
+      <w:lvlJc w:val="left"/>
+      <w:pPr>
+        <w:tabs>
+          <w:tab w:val="num" w:pos="1440"/>
+        </w:tabs>
+        <w:ind w:left="1440" w:hanging="360"/>
+      </w:pPr>
+      <w:rPr>
+        <w:rFonts w:ascii="Courier New" w:hAnsi="Courier New" w:hint="default"/>
+        <w:sz w:val="20"/>
+      </w:rPr>
+    </w:lvl>
+    <w:lvl w:ilvl="2" w:tentative="1">
+      <w:start w:val="1"/>
+      <w:numFmt w:val="bullet"/>
+      <w:lvlText w:val=""/>
+      <w:lvlJc w:val="left"/>
+      <w:pPr>
+        <w:tabs>
+          <w:tab w:val="num" w:pos="2160"/>
+        </w:tabs>
+        <w:ind w:left="2160" w:hanging="360"/>
+      </w:pPr>
+      <w:rPr>
+        <w:rFonts w:ascii="Wingdings" w:hAnsi="Wingdings" w:hint="default"/>
+        <w:sz w:val="20"/>
+      </w:rPr>
+    </w:lvl>
+    <w:lvl w:ilvl="3" w:tentative="1">
+      <w:start w:val="1"/>
+      <w:numFmt w:val="bullet"/>
+      <w:lvlText w:val=""/>
+      <w:lvlJc w:val="left"/>
+      <w:pPr>
+        <w:tabs>
+          <w:tab w:val="num" w:pos="2880"/>
+        </w:tabs>
+        <w:ind w:left="2880" w:hanging="360"/>
+      </w:pPr>
+      <w:rPr>
+        <w:rFonts w:ascii="Wingdings" w:hAnsi="Wingdings" w:hint="default"/>
+        <w:sz w:val="20"/>
+      </w:rPr>
+    </w:lvl>
+    <w:lvl w:ilvl="4" w:tentative="1">
+      <w:start w:val="1"/>
+      <w:numFmt w:val="bullet"/>
+      <w:lvlText w:val=""/>
+      <w:lvlJc w:val="left"/>
+      <w:pPr>
+        <w:tabs>
+          <w:tab w:val="num" w:pos="3600"/>
+        </w:tabs>
+        <w:ind w:left="3600" w:hanging="360"/>
+      </w:pPr>
+      <w:rPr>
+        <w:rFonts w:ascii="Wingdings" w:hAnsi="Wingdings" w:hint="default"/>
+        <w:sz w:val="20"/>
+      </w:rPr>
+    </w:lvl>
+    <w:lvl w:ilvl="5" w:tentative="1">
+      <w:start w:val="1"/>
+      <w:numFmt w:val="bullet"/>
+      <w:lvlText w:val=""/>
+      <w:lvlJc w:val="left"/>
+      <w:pPr>
+        <w:tabs>
+          <w:tab w:val="num" w:pos="4320"/>
+        </w:tabs>
+        <w:ind w:left="4320" w:hanging="360"/>
+      </w:pPr>
+      <w:rPr>
+        <w:rFonts w:ascii="Wingdings" w:hAnsi="Wingdings" w:hint="default"/>
+        <w:sz w:val="20"/>
+      </w:rPr>
+    </w:lvl>
+    <w:lvl w:ilvl="6" w:tentative="1">
+      <w:start w:val="1"/>
+      <w:numFmt w:val="bullet"/>
+      <w:lvlText w:val=""/>
+      <w:lvlJc w:val="left"/>
+      <w:pPr>
+        <w:tabs>
+          <w:tab w:val="num" w:pos="5040"/>
+        </w:tabs>
+        <w:ind w:left="5040" w:hanging="360"/>
+      </w:pPr>
+      <w:rPr>
+        <w:rFonts w:ascii="Wingdings" w:hAnsi="Wingdings" w:hint="default"/>
+        <w:sz w:val="20"/>
+      </w:rPr>
+    </w:lvl>
+    <w:lvl w:ilvl="7" w:tentative="1">
+      <w:start w:val="1"/>
+      <w:numFmt w:val="bullet"/>
+      <w:lvlText w:val=""/>
+      <w:lvlJc w:val="left"/>
+      <w:pPr>
+        <w:tabs>
+          <w:tab w:val="num" w:pos="5760"/>
+        </w:tabs>
+        <w:ind w:left="5760" w:hanging="360"/>
+      </w:pPr>
+      <w:rPr>
+        <w:rFonts w:ascii="Wingdings" w:hAnsi="Wingdings" w:hint="default"/>
+        <w:sz w:val="20"/>
+      </w:rPr>
+    </w:lvl>
+    <w:lvl w:ilvl="8" w:tentative="1">
+      <w:start w:val="1"/>
+      <w:numFmt w:val="bullet"/>
+      <w:lvlText w:val=""/>
+      <w:lvlJc w:val="left"/>
+      <w:pPr>
+        <w:tabs>
+          <w:tab w:val="num" w:pos="6480"/>
+        </w:tabs>
+        <w:ind w:left="6480" w:hanging="360"/>
+      </w:pPr>
+      <w:rPr>
+        <w:rFonts w:ascii="Wingdings" w:hAnsi="Wingdings" w:hint="default"/>
+        <w:sz w:val="20"/>
+      </w:rPr>
+    </w:lvl>
+  </w:abstractNum>
+  <w:abstractNum w:abstractNumId="2" w15:restartNumberingAfterBreak="0">
+    <w:nsid w:val="7372221F"/>
+    <w:multiLevelType w:val="multilevel"/>
+    <w:tmpl w:val="8090A380"/>
+    <w:lvl w:ilvl="0">
+      <w:start w:val="1"/>
+      <w:numFmt w:val="decimal"/>
+      <w:lvlText w:val="%1."/>
+      <w:lvlJc w:val="left"/>
+      <w:pPr>
+        <w:tabs>
+          <w:tab w:val="num" w:pos="720"/>
+        </w:tabs>
+        <w:ind w:left="720" w:hanging="360"/>
+      </w:pPr>
+    </w:lvl>
+    <w:lvl w:ilvl="1" w:tentative="1">
+      <w:start w:val="1"/>
+      <w:numFmt w:val="decimal"/>
+      <w:lvlText w:val="%2."/>
+      <w:lvlJc w:val="left"/>
+      <w:pPr>
+        <w:tabs>
+          <w:tab w:val="num" w:pos="1440"/>
+        </w:tabs>
+        <w:ind w:left="1440" w:hanging="360"/>
+      </w:pPr>
+    </w:lvl>
+    <w:lvl w:ilvl="2" w:tentative="1">
+      <w:start w:val="1"/>
+      <w:numFmt w:val="decimal"/>
+      <w:lvlText w:val="%3."/>
+      <w:lvlJc w:val="left"/>
+      <w:pPr>
+        <w:tabs>
+          <w:tab w:val="num" w:pos="2160"/>
+        </w:tabs>
+        <w:ind w:left="2160" w:hanging="360"/>
+      </w:pPr>
+    </w:lvl>
+    <w:lvl w:ilvl="3" w:tentative="1">
+      <w:start w:val="1"/>
+      <w:numFmt w:val="decimal"/>
+      <w:lvlText w:val="%4."/>
+      <w:lvlJc w:val="left"/>
+      <w:pPr>
+        <w:tabs>
+          <w:tab w:val="num" w:pos="2880"/>
+        </w:tabs>
+        <w:ind w:left="2880" w:hanging="360"/>
+      </w:pPr>
+    </w:lvl>
+    <w:lvl w:ilvl="4" w:tentative="1">
+      <w:start w:val="1"/>
+      <w:numFmt w:val="decimal"/>
+      <w:lvlText w:val="%5."/>
+      <w:lvlJc w:val="left"/>
+      <w:pPr>
+        <w:tabs>
+          <w:tab w:val="num" w:pos="3600"/>
+        </w:tabs>
+        <w:ind w:left="3600" w:hanging="360"/>
+      </w:pPr>
+    </w:lvl>
+    <w:lvl w:ilvl="5" w:tentative="1">
+      <w:start w:val="1"/>
+      <w:numFmt w:val="decimal"/>
+      <w:lvlText w:val="%6."/>
+      <w:lvlJc w:val="left"/>
+      <w:pPr>
+        <w:tabs>
+          <w:tab w:val="num" w:pos="4320"/>
+        </w:tabs>
+        <w:ind w:left="4320" w:hanging="360"/>
+      </w:pPr>
+    </w:lvl>
+    <w:lvl w:ilvl="6" w:tentative="1">
+      <w:start w:val="1"/>
+      <w:numFmt w:val="decimal"/>
+      <w:lvlText w:val="%7."/>
+      <w:lvlJc w:val="left"/>
+      <w:pPr>
+        <w:tabs>
+          <w:tab w:val="num" w:pos="5040"/>
+        </w:tabs>
+        <w:ind w:left="5040" w:hanging="360"/>
+      </w:pPr>
+    </w:lvl>
+    <w:lvl w:ilvl="7" w:tentative="1">
+      <w:start w:val="1"/>
+      <w:numFmt w:val="decimal"/>
+      <w:lvlText w:val="%8."/>
+      <w:lvlJc w:val="left"/>
+      <w:pPr>
+        <w:tabs>
+          <w:tab w:val="num" w:pos="5760"/>
+        </w:tabs>
+        <w:ind w:left="5760" w:hanging="360"/>
+      </w:pPr>
+    </w:lvl>
+    <w:lvl w:ilvl="8" w:tentative="1">
+      <w:start w:val="1"/>
+      <w:numFmt w:val="decimal"/>
+      <w:lvlText w:val="%9."/>
+      <w:lvlJc w:val="left"/>
+      <w:pPr>
+        <w:tabs>
+          <w:tab w:val="num" w:pos="6480"/>
+        </w:tabs>
+        <w:ind w:left="6480" w:hanging="360"/>
+      </w:pPr>
+    </w:lvl>
+  </w:abstractNum>
+  <w:num w:numId="1" w16cid:durableId="1906524030">
+    <w:abstractNumId w:val="2"/>
+  </w:num>
+  <w:num w:numId="2" w16cid:durableId="225336644">
+    <w:abstractNumId w:val="1"/>
+  </w:num>
+  <w:num w:numId="3" w16cid:durableId="318004050">
+    <w:abstractNumId w:val="0"/>
+  </w:num>
+</w:numbering>
 </file>
 
 <file path=word/styles.xml><?xml version="1.0" encoding="utf-8"?>
@@ -648,7 +1018,6 @@
   <w:style w:type="character" w:default="1" w:styleId="a0">
     <w:name w:val="Default Paragraph Font"/>
     <w:uiPriority w:val="1"/>
-    <w:semiHidden/>
     <w:unhideWhenUsed/>
   </w:style>
   <w:style w:type="table" w:default="1" w:styleId="a1">

--- a/docs/卒論(参考資料)/進捗状況/確認済み動作確認.docx
+++ b/docs/卒論(参考資料)/進捗状況/確認済み動作確認.docx
@@ -4,15 +4,70 @@
   <w:body>
     <w:p>
       <w:pPr>
-        <w:rPr>
-          <w:rFonts w:hint="eastAsia"/>
-        </w:rPr>
+        <w:widowControl/>
+        <w:spacing w:after="40" w:line="240" w:lineRule="auto"/>
       </w:pPr>
       <w:r>
         <w:rPr>
           <w:rFonts w:hint="eastAsia"/>
         </w:rPr>
-        <w:t>・「テストすること」フォルダの「signup.html.docx」の「C」まで。</w:t>
+        <w:t>・「テストすること」フォルダの「</w:t>
+      </w:r>
+      <w:proofErr w:type="spellStart"/>
+      <w:r>
+        <w:t>signup_html</w:t>
+      </w:r>
+      <w:proofErr w:type="spellEnd"/>
+      <w:r>
+        <w:t>_テスト項目_改訂版.docx</w:t>
+      </w:r>
+      <w:r>
+        <w:rPr>
+          <w:rFonts w:hint="eastAsia"/>
+        </w:rPr>
+        <w:t>」の「</w:t>
+      </w:r>
+      <w:r>
+        <w:rPr>
+          <w:rFonts w:hint="eastAsia"/>
+        </w:rPr>
+        <w:t>D</w:t>
+      </w:r>
+      <w:r>
+        <w:rPr>
+          <w:rFonts w:hint="eastAsia"/>
+        </w:rPr>
+        <w:t>」</w:t>
+      </w:r>
+      <w:r>
+        <w:rPr>
+          <w:rFonts w:hint="eastAsia"/>
+        </w:rPr>
+        <w:t>の「</w:t>
+      </w:r>
+      <w:r>
+        <w:rPr>
+          <w:rFonts w:ascii="游ゴシック" w:eastAsia="游ゴシック" w:hAnsi="游ゴシック" w:cs="游ゴシック"/>
+          <w:color w:val="222222"/>
+          <w:sz w:val="21"/>
+          <w:szCs w:val="21"/>
+        </w:rPr>
+        <w:t>メール確認 OFF の場合: Local Storage に session が保存され、home.html に遷移するか</w:t>
+      </w:r>
+      <w:r>
+        <w:rPr>
+          <w:rFonts w:ascii="游ゴシック" w:eastAsia="游ゴシック" w:hAnsi="游ゴシック" w:cs="游ゴシック" w:hint="eastAsia"/>
+          <w:color w:val="222222"/>
+          <w:sz w:val="21"/>
+          <w:szCs w:val="21"/>
+        </w:rPr>
+        <w:t>」</w:t>
+      </w:r>
+      <w:r>
+        <w:rPr>
+          <w:rFonts w:hint="eastAsia"/>
+        </w:rPr>
+        <w:t>まで。</w:t>
       </w:r>
     </w:p>
     <w:sectPr>
@@ -25,9 +80,145 @@
 </w:document>
 </file>
 
+<file path=word/endnotes.xml><?xml version="1.0" encoding="utf-8"?>
+<w:endnotes xmlns:wpc="http://schemas.microsoft.com/office/word/2010/wordprocessingCanvas" xmlns:cx="http://schemas.microsoft.com/office/drawing/2014/chartex" xmlns:cx1="http://schemas.microsoft.com/office/drawing/2015/9/8/chartex" xmlns:cx2="http://schemas.microsoft.com/office/drawing/2015/10/21/chartex" xmlns:cx3="http://schemas.microsoft.com/office/drawing/2016/5/9/chartex" xmlns:cx4="http://schemas.microsoft.com/office/drawing/2016/5/10/chartex" xmlns:cx5="http://schemas.microsoft.com/office/drawing/2016/5/11/chartex" xmlns:cx6="http://schemas.microsoft.com/office/drawing/2016/5/12/chartex" xmlns:cx7="http://schemas.microsoft.com/office/drawing/2016/5/13/chartex" xmlns:cx8="http://schemas.microsoft.com/office/drawing/2016/5/14/chartex" xmlns:mc="http://schemas.openxmlformats.org/markup-compatibility/2006" xmlns:aink="http://schemas.microsoft.com/office/drawing/2016/ink" xmlns:am3d="http://schemas.microsoft.com/office/drawing/2017/model3d" xmlns:o="urn:schemas-microsoft-com:office:office" xmlns:oel="http://schemas.microsoft.com/office/2019/extlst" xmlns:r="http://schemas.openxmlformats.org/officeDocument/2006/relationships" xmlns:m="http://schemas.openxmlformats.org/officeDocument/2006/math" xmlns:v="urn:schemas-microsoft-com:vml" xmlns:wp14="http://schemas.microsoft.com/office/word/2010/wordprocessingDrawing" xmlns:wp="http://schemas.openxmlformats.org/drawingml/2006/wordprocessingDrawing" xmlns:w10="urn:schemas-microsoft-com:office:word" xmlns:w="http://schemas.openxmlformats.org/wordprocessingml/2006/main" xmlns:w14="http://schemas.microsoft.com/office/word/2010/wordml" xmlns:w15="http://schemas.microsoft.com/office/word/2012/wordml" xmlns:w16cex="http://schemas.microsoft.com/office/word/2018/wordml/cex" xmlns:w16cid="http://schemas.microsoft.com/office/word/2016/wordml/cid" xmlns:w16="http://schemas.microsoft.com/office/word/2018/wordml" xmlns:w16sdtdh="http://schemas.microsoft.com/office/word/2020/wordml/sdtdatahash" xmlns:w16se="http://schemas.microsoft.com/office/word/2015/wordml/symex" xmlns:wpg="http://schemas.microsoft.com/office/word/2010/wordprocessingGroup" xmlns:wpi="http://schemas.microsoft.com/office/word/2010/wordprocessingInk" xmlns:wne="http://schemas.microsoft.com/office/word/2006/wordml" xmlns:wps="http://schemas.microsoft.com/office/word/2010/wordprocessingShape" mc:Ignorable="w14 w15 w16se w16cid w16 w16cex w16sdtdh wp14">
+  <w:endnote w:type="separator" w:id="-1">
+    <w:p>
+      <w:pPr>
+        <w:spacing w:after="0" w:line="240" w:lineRule="auto"/>
+      </w:pPr>
+      <w:r>
+        <w:separator/>
+      </w:r>
+    </w:p>
+  </w:endnote>
+  <w:endnote w:type="continuationSeparator" w:id="0">
+    <w:p>
+      <w:pPr>
+        <w:spacing w:after="0" w:line="240" w:lineRule="auto"/>
+      </w:pPr>
+      <w:r>
+        <w:continuationSeparator/>
+      </w:r>
+    </w:p>
+  </w:endnote>
+</w:endnotes>
+</file>
+
+<file path=word/footnotes.xml><?xml version="1.0" encoding="utf-8"?>
+<w:footnotes xmlns:wpc="http://schemas.microsoft.com/office/word/2010/wordprocessingCanvas" xmlns:cx="http://schemas.microsoft.com/office/drawing/2014/chartex" xmlns:cx1="http://schemas.microsoft.com/office/drawing/2015/9/8/chartex" xmlns:cx2="http://schemas.microsoft.com/office/drawing/2015/10/21/chartex" xmlns:cx3="http://schemas.microsoft.com/office/drawing/2016/5/9/chartex" xmlns:cx4="http://schemas.microsoft.com/office/drawing/2016/5/10/chartex" xmlns:cx5="http://schemas.microsoft.com/office/drawing/2016/5/11/chartex" xmlns:cx6="http://schemas.microsoft.com/office/drawing/2016/5/12/chartex" xmlns:cx7="http://schemas.microsoft.com/office/drawing/2016/5/13/chartex" xmlns:cx8="http://schemas.microsoft.com/office/drawing/2016/5/14/chartex" xmlns:mc="http://schemas.openxmlformats.org/markup-compatibility/2006" xmlns:aink="http://schemas.microsoft.com/office/drawing/2016/ink" xmlns:am3d="http://schemas.microsoft.com/office/drawing/2017/model3d" xmlns:o="urn:schemas-microsoft-com:office:office" xmlns:oel="http://schemas.microsoft.com/office/2019/extlst" xmlns:r="http://schemas.openxmlformats.org/officeDocument/2006/relationships" xmlns:m="http://schemas.openxmlformats.org/officeDocument/2006/math" xmlns:v="urn:schemas-microsoft-com:vml" xmlns:wp14="http://schemas.microsoft.com/office/word/2010/wordprocessingDrawing" xmlns:wp="http://schemas.openxmlformats.org/drawingml/2006/wordprocessingDrawing" xmlns:w10="urn:schemas-microsoft-com:office:word" xmlns:w="http://schemas.openxmlformats.org/wordprocessingml/2006/main" xmlns:w14="http://schemas.microsoft.com/office/word/2010/wordml" xmlns:w15="http://schemas.microsoft.com/office/word/2012/wordml" xmlns:w16cex="http://schemas.microsoft.com/office/word/2018/wordml/cex" xmlns:w16cid="http://schemas.microsoft.com/office/word/2016/wordml/cid" xmlns:w16="http://schemas.microsoft.com/office/word/2018/wordml" xmlns:w16sdtdh="http://schemas.microsoft.com/office/word/2020/wordml/sdtdatahash" xmlns:w16se="http://schemas.microsoft.com/office/word/2015/wordml/symex" xmlns:wpg="http://schemas.microsoft.com/office/word/2010/wordprocessingGroup" xmlns:wpi="http://schemas.microsoft.com/office/word/2010/wordprocessingInk" xmlns:wne="http://schemas.microsoft.com/office/word/2006/wordml" xmlns:wps="http://schemas.microsoft.com/office/word/2010/wordprocessingShape" mc:Ignorable="w14 w15 w16se w16cid w16 w16cex w16sdtdh wp14">
+  <w:footnote w:type="separator" w:id="-1">
+    <w:p>
+      <w:pPr>
+        <w:spacing w:after="0" w:line="240" w:lineRule="auto"/>
+      </w:pPr>
+      <w:r>
+        <w:separator/>
+      </w:r>
+    </w:p>
+  </w:footnote>
+  <w:footnote w:type="continuationSeparator" w:id="0">
+    <w:p>
+      <w:pPr>
+        <w:spacing w:after="0" w:line="240" w:lineRule="auto"/>
+      </w:pPr>
+      <w:r>
+        <w:continuationSeparator/>
+      </w:r>
+    </w:p>
+  </w:footnote>
+</w:footnotes>
+</file>
+
 <file path=word/numbering.xml><?xml version="1.0" encoding="utf-8"?>
 <w:numbering xmlns:wpc="http://schemas.microsoft.com/office/word/2010/wordprocessingCanvas" xmlns:cx="http://schemas.microsoft.com/office/drawing/2014/chartex" xmlns:cx1="http://schemas.microsoft.com/office/drawing/2015/9/8/chartex" xmlns:cx2="http://schemas.microsoft.com/office/drawing/2015/10/21/chartex" xmlns:cx3="http://schemas.microsoft.com/office/drawing/2016/5/9/chartex" xmlns:cx4="http://schemas.microsoft.com/office/drawing/2016/5/10/chartex" xmlns:cx5="http://schemas.microsoft.com/office/drawing/2016/5/11/chartex" xmlns:cx6="http://schemas.microsoft.com/office/drawing/2016/5/12/chartex" xmlns:cx7="http://schemas.microsoft.com/office/drawing/2016/5/13/chartex" xmlns:cx8="http://schemas.microsoft.com/office/drawing/2016/5/14/chartex" xmlns:mc="http://schemas.openxmlformats.org/markup-compatibility/2006" xmlns:aink="http://schemas.microsoft.com/office/drawing/2016/ink" xmlns:am3d="http://schemas.microsoft.com/office/drawing/2017/model3d" xmlns:o="urn:schemas-microsoft-com:office:office" xmlns:oel="http://schemas.microsoft.com/office/2019/extlst" xmlns:r="http://schemas.openxmlformats.org/officeDocument/2006/relationships" xmlns:m="http://schemas.openxmlformats.org/officeDocument/2006/math" xmlns:v="urn:schemas-microsoft-com:vml" xmlns:wp14="http://schemas.microsoft.com/office/word/2010/wordprocessingDrawing" xmlns:wp="http://schemas.openxmlformats.org/drawingml/2006/wordprocessingDrawing" xmlns:w10="urn:schemas-microsoft-com:office:word" xmlns:w="http://schemas.openxmlformats.org/wordprocessingml/2006/main" xmlns:w14="http://schemas.microsoft.com/office/word/2010/wordml" xmlns:w15="http://schemas.microsoft.com/office/word/2012/wordml" xmlns:w16cex="http://schemas.microsoft.com/office/word/2018/wordml/cex" xmlns:w16cid="http://schemas.microsoft.com/office/word/2016/wordml/cid" xmlns:w16="http://schemas.microsoft.com/office/word/2018/wordml" xmlns:w16sdtdh="http://schemas.microsoft.com/office/word/2020/wordml/sdtdatahash" xmlns:w16se="http://schemas.microsoft.com/office/word/2015/wordml/symex" xmlns:wpg="http://schemas.microsoft.com/office/word/2010/wordprocessingGroup" xmlns:wpi="http://schemas.microsoft.com/office/word/2010/wordprocessingInk" xmlns:wne="http://schemas.microsoft.com/office/word/2006/wordml" xmlns:wps="http://schemas.microsoft.com/office/word/2010/wordprocessingShape" mc:Ignorable="w14 w15 w16se w16cid w16 w16cex w16sdtdh wp14">
   <w:abstractNum w:abstractNumId="0" w15:restartNumberingAfterBreak="0">
+    <w:nsid w:val="05181876"/>
+    <w:multiLevelType w:val="hybridMultilevel"/>
+    <w:tmpl w:val="4768F4E2"/>
+    <w:lvl w:ilvl="0" w:tplc="20E683E4">
+      <w:start w:val="1"/>
+      <w:numFmt w:val="bullet"/>
+      <w:lvlText w:val="●"/>
+      <w:lvlJc w:val="left"/>
+      <w:pPr>
+        <w:ind w:left="720" w:hanging="360"/>
+      </w:pPr>
+    </w:lvl>
+    <w:lvl w:ilvl="1" w:tplc="4AC4CEBE">
+      <w:start w:val="1"/>
+      <w:numFmt w:val="bullet"/>
+      <w:lvlText w:val="○"/>
+      <w:lvlJc w:val="left"/>
+      <w:pPr>
+        <w:ind w:left="1440" w:hanging="360"/>
+      </w:pPr>
+    </w:lvl>
+    <w:lvl w:ilvl="2" w:tplc="0EA4ED78">
+      <w:start w:val="1"/>
+      <w:numFmt w:val="bullet"/>
+      <w:lvlText w:val="■"/>
+      <w:lvlJc w:val="left"/>
+      <w:pPr>
+        <w:ind w:left="2160" w:hanging="360"/>
+      </w:pPr>
+    </w:lvl>
+    <w:lvl w:ilvl="3" w:tplc="94309166">
+      <w:start w:val="1"/>
+      <w:numFmt w:val="bullet"/>
+      <w:lvlText w:val="●"/>
+      <w:lvlJc w:val="left"/>
+      <w:pPr>
+        <w:ind w:left="2880" w:hanging="360"/>
+      </w:pPr>
+    </w:lvl>
+    <w:lvl w:ilvl="4" w:tplc="8CB22B42">
+      <w:start w:val="1"/>
+      <w:numFmt w:val="bullet"/>
+      <w:lvlText w:val="○"/>
+      <w:lvlJc w:val="left"/>
+      <w:pPr>
+        <w:ind w:left="3600" w:hanging="360"/>
+      </w:pPr>
+    </w:lvl>
+    <w:lvl w:ilvl="5" w:tplc="C65A20B4">
+      <w:start w:val="1"/>
+      <w:numFmt w:val="bullet"/>
+      <w:lvlText w:val="■"/>
+      <w:lvlJc w:val="left"/>
+      <w:pPr>
+        <w:ind w:left="4320" w:hanging="360"/>
+      </w:pPr>
+    </w:lvl>
+    <w:lvl w:ilvl="6" w:tplc="DA92B21A">
+      <w:start w:val="1"/>
+      <w:numFmt w:val="bullet"/>
+      <w:lvlText w:val="●"/>
+      <w:lvlJc w:val="left"/>
+      <w:pPr>
+        <w:ind w:left="5040" w:hanging="360"/>
+      </w:pPr>
+    </w:lvl>
+    <w:lvl w:ilvl="7" w:tplc="321E390A">
+      <w:start w:val="1"/>
+      <w:numFmt w:val="bullet"/>
+      <w:lvlText w:val="●"/>
+      <w:lvlJc w:val="left"/>
+      <w:pPr>
+        <w:ind w:left="5760" w:hanging="360"/>
+      </w:pPr>
+    </w:lvl>
+    <w:lvl w:ilvl="8" w:tplc="9EEEA3F8">
+      <w:start w:val="1"/>
+      <w:numFmt w:val="bullet"/>
+      <w:lvlText w:val="●"/>
+      <w:lvlJc w:val="left"/>
+      <w:pPr>
+        <w:ind w:left="6480" w:hanging="360"/>
+      </w:pPr>
+    </w:lvl>
+  </w:abstractNum>
+  <w:abstractNum w:abstractNumId="1" w15:restartNumberingAfterBreak="0">
     <w:nsid w:val="3C030700"/>
     <w:multiLevelType w:val="multilevel"/>
     <w:tmpl w:val="53229BC4"/>
@@ -140,7 +331,7 @@
       </w:pPr>
     </w:lvl>
   </w:abstractNum>
-  <w:abstractNum w:abstractNumId="1" w15:restartNumberingAfterBreak="0">
+  <w:abstractNum w:abstractNumId="2" w15:restartNumberingAfterBreak="0">
     <w:nsid w:val="693D15C7"/>
     <w:multiLevelType w:val="multilevel"/>
     <w:tmpl w:val="2D649B58"/>
@@ -289,7 +480,7 @@
       </w:rPr>
     </w:lvl>
   </w:abstractNum>
-  <w:abstractNum w:abstractNumId="2" w15:restartNumberingAfterBreak="0">
+  <w:abstractNum w:abstractNumId="3" w15:restartNumberingAfterBreak="0">
     <w:nsid w:val="7372221F"/>
     <w:multiLevelType w:val="multilevel"/>
     <w:tmpl w:val="8090A380"/>
@@ -403,13 +594,19 @@
     </w:lvl>
   </w:abstractNum>
   <w:num w:numId="1" w16cid:durableId="1906524030">
+    <w:abstractNumId w:val="3"/>
+  </w:num>
+  <w:num w:numId="2" w16cid:durableId="225336644">
     <w:abstractNumId w:val="2"/>
   </w:num>
-  <w:num w:numId="2" w16cid:durableId="225336644">
+  <w:num w:numId="3" w16cid:durableId="318004050">
     <w:abstractNumId w:val="1"/>
   </w:num>
-  <w:num w:numId="3" w16cid:durableId="318004050">
+  <w:num w:numId="4" w16cid:durableId="129593792">
     <w:abstractNumId w:val="0"/>
+    <w:lvlOverride w:ilvl="0">
+      <w:startOverride w:val="1"/>
+    </w:lvlOverride>
   </w:num>
 </w:numbering>
 </file>
@@ -613,7 +810,7 @@
     <w:lsdException w:name="Medium Shading 2 Accent 1" w:uiPriority="64"/>
     <w:lsdException w:name="Medium List 1 Accent 1" w:uiPriority="65"/>
     <w:lsdException w:name="Revision" w:semiHidden="1"/>
-    <w:lsdException w:name="List Paragraph" w:uiPriority="34" w:qFormat="1"/>
+    <w:lsdException w:name="List Paragraph" w:uiPriority="0" w:qFormat="1"/>
     <w:lsdException w:name="Quote" w:uiPriority="29" w:qFormat="1"/>
     <w:lsdException w:name="Intense Quote" w:uiPriority="30" w:qFormat="1"/>
     <w:lsdException w:name="Medium List 2 Accent 1" w:uiPriority="66"/>
@@ -1018,6 +1215,7 @@
   <w:style w:type="character" w:default="1" w:styleId="a0">
     <w:name w:val="Default Paragraph Font"/>
     <w:uiPriority w:val="1"/>
+    <w:semiHidden/>
     <w:unhideWhenUsed/>
   </w:style>
   <w:style w:type="table" w:default="1" w:styleId="a1">
@@ -1257,7 +1455,6 @@
   <w:style w:type="paragraph" w:styleId="a9">
     <w:name w:val="List Paragraph"/>
     <w:basedOn w:val="a"/>
-    <w:uiPriority w:val="34"/>
     <w:qFormat/>
     <w:rsid w:val="00D4047C"/>
     <w:pPr>
@@ -1325,6 +1522,50 @@
       <w:color w:val="0F4761" w:themeColor="accent1" w:themeShade="BF"/>
       <w:spacing w:val="5"/>
     </w:rPr>
+  </w:style>
+  <w:style w:type="paragraph" w:styleId="aa">
+    <w:name w:val="header"/>
+    <w:basedOn w:val="a"/>
+    <w:link w:val="ab"/>
+    <w:uiPriority w:val="99"/>
+    <w:unhideWhenUsed/>
+    <w:rsid w:val="00144512"/>
+    <w:pPr>
+      <w:tabs>
+        <w:tab w:val="center" w:pos="4252"/>
+        <w:tab w:val="right" w:pos="8504"/>
+      </w:tabs>
+      <w:snapToGrid w:val="0"/>
+    </w:pPr>
+  </w:style>
+  <w:style w:type="character" w:customStyle="1" w:styleId="ab">
+    <w:name w:val="ヘッダー (文字)"/>
+    <w:basedOn w:val="a0"/>
+    <w:link w:val="aa"/>
+    <w:uiPriority w:val="99"/>
+    <w:rsid w:val="00144512"/>
+  </w:style>
+  <w:style w:type="paragraph" w:styleId="ac">
+    <w:name w:val="footer"/>
+    <w:basedOn w:val="a"/>
+    <w:link w:val="ad"/>
+    <w:uiPriority w:val="99"/>
+    <w:unhideWhenUsed/>
+    <w:rsid w:val="00144512"/>
+    <w:pPr>
+      <w:tabs>
+        <w:tab w:val="center" w:pos="4252"/>
+        <w:tab w:val="right" w:pos="8504"/>
+      </w:tabs>
+      <w:snapToGrid w:val="0"/>
+    </w:pPr>
+  </w:style>
+  <w:style w:type="character" w:customStyle="1" w:styleId="ad">
+    <w:name w:val="フッター (文字)"/>
+    <w:basedOn w:val="a0"/>
+    <w:link w:val="ac"/>
+    <w:uiPriority w:val="99"/>
+    <w:rsid w:val="00144512"/>
   </w:style>
 </w:styles>
 </file>
